--- a/Automação/Contratos/modelo.docx
+++ b/Automação/Contratos/modelo.docx
@@ -162,7 +162,7 @@
           <w:b/>
           <w:bCs/>
         </w:rPr>
-        <w:t>EMPREGADO</w:t>
+        <w:t>{{CARGO}}</w:t>
       </w:r>
       <w:r>
         <w:t>.</w:t>
@@ -202,7 +202,7 @@
           <w:b/>
           <w:bCs/>
         </w:rPr>
-        <w:t>Desenvolvedor de Software Pleno</w:t>
+        <w:t>{{CARGO}}</w:t>
       </w:r>
       <w:r>
         <w:t>, devendo desempenhar as seguintes atividades principais:</w:t>
@@ -558,7 +558,14 @@
           <w:i/>
           <w:iCs/>
         </w:rPr>
-        <w:t>São Paulo, 28 de setembro de 2026.</w:t>
+        <w:t xml:space="preserve">São Paulo, </w:t>
+      </w:r>
+      <w:r>
+        <w:rPr>
+          <w:i/>
+          <w:iCs/>
+        </w:rPr>
+        <w:t>{{DATA}}</w:t>
       </w:r>
     </w:p>
     <w:p>
@@ -629,7 +636,7 @@
         <w:jc w:val="center"/>
       </w:pPr>
       <w:r>
-        <w:t>Empregado</w:t>
+        <w:t>{{CARGO}}</w:t>
       </w:r>
     </w:p>
     <w:p>
